--- a/kits/cra-readiness/samples/mossbyte-sprout-s1/deliverables/vulnerability-handling-policy.docx
+++ b/kits/cra-readiness/samples/mossbyte-sprout-s1/deliverables/vulnerability-handling-policy.docx
@@ -77,10 +77,10 @@
         <w:tblLook w:firstColumn="1" w:firstRow="1" w:lastColumn="0" w:lastRow="0" w:noHBand="0" w:noVBand="1" w:val="04A0"/>
       </w:tblPr>
       <w:tblGrid>
-        <w:gridCol w:w="1183"/>
-        <w:gridCol w:w="848"/>
-        <w:gridCol w:w="5515"/>
-        <w:gridCol w:w="2091"/>
+        <w:gridCol w:w="1181"/>
+        <w:gridCol w:w="846"/>
+        <w:gridCol w:w="5521"/>
+        <w:gridCol w:w="2090"/>
       </w:tblGrid>
       <w:tr>
         <w:trPr>
@@ -88,7 +88,7 @@
         </w:trPr>
         <w:tc>
           <w:tcPr>
-            <w:tcW w:type="dxa" w:w="1183"/>
+            <w:tcW w:type="dxa" w:w="1181"/>
             <w:shd w:val="clear" w:color="auto" w:fill="D9E2F3"/>
           </w:tcPr>
           <w:p>
@@ -106,7 +106,7 @@
         </w:tc>
         <w:tc>
           <w:tcPr>
-            <w:tcW w:type="dxa" w:w="848"/>
+            <w:tcW w:type="dxa" w:w="846"/>
             <w:shd w:val="clear" w:color="auto" w:fill="D9E2F3"/>
           </w:tcPr>
           <w:p>
@@ -124,7 +124,7 @@
         </w:tc>
         <w:tc>
           <w:tcPr>
-            <w:tcW w:type="dxa" w:w="5515"/>
+            <w:tcW w:type="dxa" w:w="5521"/>
             <w:shd w:val="clear" w:color="auto" w:fill="D9E2F3"/>
           </w:tcPr>
           <w:p>
@@ -142,7 +142,7 @@
         </w:tc>
         <w:tc>
           <w:tcPr>
-            <w:tcW w:type="dxa" w:w="2091"/>
+            <w:tcW w:type="dxa" w:w="2090"/>
             <w:shd w:val="clear" w:color="auto" w:fill="D9E2F3"/>
           </w:tcPr>
           <w:p>
@@ -162,7 +162,7 @@
       <w:tr>
         <w:tc>
           <w:tcPr>
-            <w:tcW w:type="dxa" w:w="1183"/>
+            <w:tcW w:type="dxa" w:w="1181"/>
           </w:tcPr>
           <w:p>
             <w:pPr>
@@ -178,7 +178,7 @@
         </w:tc>
         <w:tc>
           <w:tcPr>
-            <w:tcW w:type="dxa" w:w="848"/>
+            <w:tcW w:type="dxa" w:w="846"/>
           </w:tcPr>
           <w:p>
             <w:pPr>
@@ -194,7 +194,7 @@
         </w:tc>
         <w:tc>
           <w:tcPr>
-            <w:tcW w:type="dxa" w:w="5515"/>
+            <w:tcW w:type="dxa" w:w="5521"/>
           </w:tcPr>
           <w:p>
             <w:pPr>
@@ -210,7 +210,7 @@
         </w:tc>
         <w:tc>
           <w:tcPr>
-            <w:tcW w:type="dxa" w:w="2091"/>
+            <w:tcW w:type="dxa" w:w="2090"/>
           </w:tcPr>
           <w:p>
             <w:pPr>
@@ -1532,7 +1532,7 @@
       <w:outlineLvl w:val="0"/>
     </w:pPr>
     <w:rPr>
-      <w:rFonts w:asciiTheme="majorHAnsi" w:eastAsiaTheme="majorEastAsia" w:hAnsiTheme="majorHAnsi" w:cstheme="majorBidi" w:ascii="Arial" w:hAnsi="Arial" w:eastAsia="Arial"/>
+      <w:rFonts w:ascii="Arial" w:hAnsi="Arial" w:eastAsia="Arial"/>
       <w:b/>
       <w:bCs/>
       <w:color w:val="1F3864"/>
@@ -1556,7 +1556,7 @@
       <w:outlineLvl w:val="1"/>
     </w:pPr>
     <w:rPr>
-      <w:rFonts w:asciiTheme="majorHAnsi" w:eastAsiaTheme="majorEastAsia" w:hAnsiTheme="majorHAnsi" w:cstheme="majorBidi" w:ascii="Arial" w:hAnsi="Arial" w:eastAsia="Arial"/>
+      <w:rFonts w:ascii="Arial" w:hAnsi="Arial" w:eastAsia="Arial"/>
       <w:b/>
       <w:bCs/>
       <w:color w:val="1F3864"/>
@@ -1580,7 +1580,7 @@
       <w:outlineLvl w:val="2"/>
     </w:pPr>
     <w:rPr>
-      <w:rFonts w:asciiTheme="majorHAnsi" w:eastAsiaTheme="majorEastAsia" w:hAnsiTheme="majorHAnsi" w:cstheme="majorBidi" w:ascii="Arial" w:hAnsi="Arial" w:eastAsia="Arial"/>
+      <w:rFonts w:ascii="Arial" w:hAnsi="Arial" w:eastAsia="Arial"/>
       <w:b/>
       <w:bCs/>
       <w:color w:val="1F3864"/>
@@ -1604,7 +1604,7 @@
       <w:outlineLvl w:val="3"/>
     </w:pPr>
     <w:rPr>
-      <w:rFonts w:asciiTheme="majorHAnsi" w:eastAsiaTheme="majorEastAsia" w:hAnsiTheme="majorHAnsi" w:cstheme="majorBidi" w:ascii="Arial" w:hAnsi="Arial" w:eastAsia="Arial"/>
+      <w:rFonts w:ascii="Arial" w:hAnsi="Arial" w:eastAsia="Arial"/>
       <w:b/>
       <w:bCs/>
       <w:i/>
@@ -1823,7 +1823,7 @@
       <w:contextualSpacing/>
     </w:pPr>
     <w:rPr>
-      <w:rFonts w:asciiTheme="majorHAnsi" w:eastAsiaTheme="majorEastAsia" w:hAnsiTheme="majorHAnsi" w:cstheme="majorBidi" w:ascii="Arial" w:hAnsi="Arial" w:eastAsia="Arial"/>
+      <w:rFonts w:ascii="Arial" w:hAnsi="Arial" w:eastAsia="Arial"/>
       <w:b/>
       <w:color w:val="1F3864"/>
       <w:spacing w:val="5"/>
